--- a/template.docx
+++ b/template.docx
@@ -606,6 +606,23 @@
           <w:szCs w:val="22"/>
         </w:rPr>
         <w:t xml:space="preserve"> В случае начала оказания услуг на территории нового субъекта РФ, Исполнитель обязан предварительно (не позднее чем за 15 (пятнадцать) дней до предполагаемого начала осуществления деятельности в другом субъекте РФ) уведомить об этом Заказчика и предоставить документы, подтверждающие право на работу в новом субъекте РФ, оформленные надлежащим образом.</w:t>
+      </w:r>
+    </w:p>
+    <w:p>
+      <w:pPr>
+        <w:spacing w:after="160" w:line="276" w:lineRule="auto"/>
+        <w:jc w:val="both"/>
+        <w:rPr>
+          <w:sz w:val="22"/>
+          <w:szCs w:val="22"/>
+        </w:rPr>
+      </w:pPr>
+      <w:r>
+        <w:rPr>
+          <w:rFonts w:ascii="Times New Roman" w:hAnsi="Times New Roman"/>
+          <w:sz w:val="22"/>
+        </w:rPr>
+        <w:t>1.3.1. Услуги, оказываемые Исполнителем – студентом, оказываются исключительно в свободное от учёбы время и в период каникул. Исполнитель обязан самостоятельно обеспечивать соблюдение этого ограничения. В случае выявления нарушений данного пункта Исполнителем и применения к Заказчику мер административного или иного взыскания Исполнитель возмещает Заказчику все понесенные расходы: административные штрафы МВД, ГИТ, прокуратуры; судебные издержки; расходы на юридическое сопровождение; убытки от приостановки деятельности; и иные убытки. Срок возмещения — 5 рабочих дней с момента предъявления требования Заказчиком, при просрочке Заказчик вправе удержать все понесенные расходы из вознаграждения Исполнителя.</w:t>
       </w:r>
     </w:p>
     <w:p>
